--- a/docs/manuscript/progress_reports/SmartSpend_Progress_Report_Week5.docx
+++ b/docs/manuscript/progress_reports/SmartSpend_Progress_Report_Week5.docx
@@ -699,7 +699,7 @@
                 <w:color w:val="222222"/>
                 <w:sz w:val="19"/>
               </w:rPr>
-              <w:t>Analyzed real device debug data (Debug Log, JSON backup, CSV export from Poco X6 Pro test device) and identified 5 specific bugs:</w:t>
+              <w:t>Analyzed real device debug data (Debug Log, JSON backup, CSV export from Poco X6 Pro test device) and resolved 5 specific bugs confirmed on actual hardware:</w:t>
             </w:r>
           </w:p>
           <w:p>
@@ -724,7 +724,7 @@
                 <w:color w:val="222222"/>
                 <w:sz w:val="19"/>
               </w:rPr>
-              <w:t>(1) Lightweight Mode analytics: 50/30/20 card, Tax+Savings card, and Allowance Overview were rendering using stale ₱650 income even when income tracking was OFF. Fixed by adding _incomeWalletMode state to AnalyticsScreen and gating all 3 cards on the flag.</w:t>
+              <w:t>Bug #1 — Lightweight Mode analytics: The 50/30/20 card, Tax+Savings card, and Allowance Overview were rendering using a stale ₱650 income value even when income tracking was OFF. Fixed by adding _incomeWalletMode state to AnalyticsScreen and gating all three income-dependent cards on that flag.</w:t>
             </w:r>
           </w:p>
           <w:p>
@@ -749,7 +749,7 @@
                 <w:color w:val="222222"/>
                 <w:sz w:val="19"/>
               </w:rPr>
-              <w:t>(2) Logging Consistency scoring formula: activeDays was computed from the user's first logged entry this month — causing 1 entry on Sep 2 to give 25/25 "Logging every active day". Fixed: if first entry is on day 1–7 of month, use full daysPassed (honest). Grace period preserved for mid-month starters (after day 7). Applied to 3 places in score_service.dart.</w:t>
+              <w:t>Bug #2 — Logging Consistency scoring: activeDays was computed from the user's first logged entry of the month, allowing a single entry on Sep 2 to award 25/25 "Logging every active day." Fixed by using daysPassed as the baseline (honest score). A grace period is preserved for users who start logging mid-month (after day 7). Applied to 3 locations in score_service.dart.</w:t>
             </w:r>
           </w:p>
           <w:p>
@@ -774,7 +774,7 @@
                 <w:color w:val="222222"/>
                 <w:sz w:val="19"/>
               </w:rPr>
-              <w:t>(3) FMS "See breakdown" tap: navigated to Profile top with no scroll. Fixed using static flag ProfileScreen.scrollToFMS + GlobalKey + ScrollController. Now auto-scrolls to FMS section after data loads.</w:t>
+              <w:t>Bug #3 — FMS "See breakdown" tap: tapping the link navigated to the Profile screen top with no scroll. Fixed using a static flag ProfileScreen.scrollToFMS, a GlobalKey, and a ScrollController — the screen now auto-scrolls to the FMS section after data loads.</w:t>
             </w:r>
           </w:p>
           <w:p>
@@ -799,7 +799,7 @@
                 <w:color w:val="222222"/>
                 <w:sz w:val="19"/>
               </w:rPr>
-              <w:t>(4) AI language detection: AI was replying in Taglish when user wrote in English. Fixed by adding Rule 12 to system prompt and updating persona line.</w:t>
+              <w:t>Bug #4 — AI language detection: the AI was replying in Taglish when the user wrote in English. Fixed by adding Rule 12 to the system prompt and updating the persona line to strictly match the user's input language.</w:t>
             </w:r>
           </w:p>
           <w:p>
@@ -824,7 +824,7 @@
                 <w:color w:val="222222"/>
                 <w:sz w:val="19"/>
               </w:rPr>
-              <w:t>(5) Score history chart: showed 2 data points with no explanation. Added placeholder card explaining scores are recorded on days app is opened.</w:t>
+              <w:t>Bug #5 — Score history chart: showed 2 data points with no explanation. Added a placeholder card explaining that scores are recorded each time the app is opened, prompting users to engage daily.</w:t>
             </w:r>
           </w:p>
           <w:p>
@@ -849,7 +849,7 @@
                 <w:color w:val="222222"/>
                 <w:sz w:val="19"/>
               </w:rPr>
-              <w:t>Created GitHub Actions CI/CD workflow (.github/workflows/release.yml): auto-builds all 3 APK variants and creates GitHub Release on version tag push.</w:t>
+              <w:t>Created GitHub Actions CI/CD workflow (.github/workflows/release.yml): auto-builds all 3 APK variants and creates a GitHub Release on version tag push. Triggers on v*.*.* tags; uses Java 17 and Flutter 3.41.6.</w:t>
             </w:r>
           </w:p>
           <w:p>
@@ -874,7 +874,7 @@
                 <w:color w:val="222222"/>
                 <w:sz w:val="19"/>
               </w:rPr>
-              <w:t>Built and released v2.9.9 to GitHub. Rebuilt progress reports using exact Lorma BSIT progress report template format.</w:t>
+              <w:t>Built and released v2.9.9 to GitHub. Rebuilt progress reports using the exact Lorma BSIT progress report template format.</w:t>
             </w:r>
           </w:p>
           <w:p>
@@ -899,7 +899,7 @@
                 <w:color w:val="222222"/>
                 <w:sz w:val="19"/>
               </w:rPr>
-              <w:t>Added UX/Behavioral backlog (8 items) and Document Tooling backlog (8 tools to research) to PROJECT_STATUS.md for future planning.</w:t>
+              <w:t>Added UX/Behavioral backlog (8 items) and Document Tooling backlog (8 tools) to PROJECT_STATUS.md for future sprint planning.</w:t>
             </w:r>
           </w:p>
         </w:tc>
@@ -964,7 +964,7 @@
                 <w:color w:val="222222"/>
                 <w:sz w:val="19"/>
               </w:rPr>
-              <w:t>Configuring GitHub Actions secrets (KEYSTORE_BASE64, KEY_PROPERTIES, GOOGLE_SERVICES_JSON, APP_CONFIG_DART) to enable automated release pipeline.</w:t>
+              <w:t>Configuring GitHub Actions secrets (KEYSTORE_BASE64, KEY_PROPERTIES, GOOGLE_SERVICES_JSON, APP_CONFIG_DART) to activate the automated release pipeline. These signing credentials and API keys cannot be committed to the repository and must be set manually in GitHub Settings → Secrets.</w:t>
             </w:r>
           </w:p>
           <w:p>
@@ -989,7 +989,7 @@
                 <w:color w:val="222222"/>
                 <w:sz w:val="19"/>
               </w:rPr>
-              <w:t>Pre-Final Defense preparation: presentation slides and demo flow rehearsal (8–9 minutes per DEFENSE_GUIDE.md).</w:t>
+              <w:t>Pre-Final Defense preparation: finalizing presentation slides and conducting full 8–9 minute demo rehearsal using the DEFENSE_GUIDE.md flow.</w:t>
             </w:r>
           </w:p>
           <w:p>
@@ -1039,7 +1039,7 @@
                 <w:color w:val="222222"/>
                 <w:sz w:val="19"/>
               </w:rPr>
-              <w:t>SUS survey instrument finalization and respondent recruitment coordination.</w:t>
+              <w:t>SUS survey instrument finalization and respondent recruitment coordination for Week 7 administration.</w:t>
             </w:r>
           </w:p>
         </w:tc>
@@ -1104,7 +1104,7 @@
                 <w:color w:val="222222"/>
                 <w:sz w:val="19"/>
               </w:rPr>
-              <w:t>GitHub Actions automated release workflow requires 4 secrets to be configured manually in repository settings before it can build — keystore, key.properties, google-services.json, and app_config.dart. These contain signing credentials and API keys that cannot be committed to the repository.</w:t>
+              <w:t>GitHub Actions automated release workflow requires 4 secrets to be configured manually in repository settings before the first build can succeed — the keystore file, key.properties, google-services.json, and app_config.dart all contain signing credentials and API keys that cannot be committed to the public repository.</w:t>
             </w:r>
           </w:p>
           <w:p>
@@ -1129,7 +1129,7 @@
                 <w:color w:val="222222"/>
                 <w:sz w:val="19"/>
               </w:rPr>
-              <w:t>Logging Consistency score was giving inflated results (25/25) to users who log on the first day of the month, because activeDays was computed from the first logged entry rather than from the start of the month.</w:t>
+              <w:t>Logging Consistency score was returning inflated results (25/25) for users who log their first entry on day 1 or 2 of the month, because activeDays was computed relative to the first logged entry rather than the start of the calendar month.</w:t>
             </w:r>
           </w:p>
         </w:tc>
@@ -1194,7 +1194,20 @@
                 <w:color w:val="222222"/>
                 <w:sz w:val="19"/>
               </w:rPr>
-              <w:t>GitHub Actions: workflow file created and committed. Detailed setup instructions documented in the workflow comments. Once secrets are configured in GitHub Settings → Secrets and variables → Actions, future releases require only: git tag v2.9.X &amp;&amp; git push origin v2.9.X</w:t>
+              <w:t>GitHub Actions: the workflow file (release.yml) has been created, committed, and merged. Step-by-step secret configuration instructions are documented in the workflow file comments. Once the 4 secrets are set in GitHub Settings, future releases require only two commands:</w:t>
+            </w:r>
+          </w:p>
+          <w:p>
+            <w:pPr>
+              <w:spacing w:before="60" w:after="60"/>
+            </w:pPr>
+            <w:r>
+              <w:rPr>
+                <w:rFonts w:ascii="Tahoma" w:hAnsi="Tahoma"/>
+                <w:color w:val="222222"/>
+                <w:sz w:val="19"/>
+              </w:rPr>
+              <w:t xml:space="preserve">  git tag v2.9.X &amp;&amp; git push origin v2.9.X</w:t>
             </w:r>
           </w:p>
           <w:p>
@@ -1219,7 +1232,7 @@
                 <w:color w:val="222222"/>
                 <w:sz w:val="19"/>
               </w:rPr>
-              <w:t>Logging Consistency: fixed activeDays baseline to use daysPassed (days elapsed since month start). Grace period retained: if user started logging after the 7th of the month, span from first entry is still used. Applied consistently across FHS full mode, FHS lightweight mode, and FMS (3 locations).</w:t>
+              <w:t>Logging Consistency: fixed the activeDays baseline to use daysPassed (days elapsed since the first day of the month). The grace period is preserved — if the user began logging after day 7 of the month, the span from their first entry is still used to avoid penalizing new users. The fix was applied consistently across FHS full mode, FHS lightweight mode, and FMS (3 files).</w:t>
             </w:r>
           </w:p>
         </w:tc>
@@ -1284,7 +1297,7 @@
                 <w:color w:val="222222"/>
                 <w:sz w:val="19"/>
               </w:rPr>
-              <w:t>Configure GitHub Actions secrets to enable automated release pipeline.</w:t>
+              <w:t>Configure GitHub Actions secrets to enable the automated APK release pipeline.</w:t>
             </w:r>
           </w:p>
           <w:p>
@@ -1309,7 +1322,7 @@
                 <w:color w:val="222222"/>
                 <w:sz w:val="19"/>
               </w:rPr>
-              <w:t>Complete Pre-Final Defense preparation: finalize slides, conduct full 8–9 minute demo rehearsal using DEFENSE_GUIDE.md flow.</w:t>
+              <w:t>Complete Pre-Final Defense preparation: finalize slides, conduct a full 8–9 minute timed rehearsal following the DEFENSE_GUIDE.md demo flow.</w:t>
             </w:r>
           </w:p>
           <w:p>
@@ -1359,7 +1372,7 @@
                 <w:color w:val="222222"/>
                 <w:sz w:val="19"/>
               </w:rPr>
-              <w:t>Create Figure 1.1 bar chart and obtain validator signatures for Appendix A.</w:t>
+              <w:t>Generate Figure 1.1 bar chart and obtain validator signatures for Appendix A.</w:t>
             </w:r>
           </w:p>
           <w:p>
@@ -1384,7 +1397,7 @@
                 <w:color w:val="222222"/>
                 <w:sz w:val="19"/>
               </w:rPr>
-              <w:t>Prepare SUS survey instruments and begin respondent recruitment (target: 30 respondents — 20 parents 35–55, 10 young professionals 21–35).</w:t>
+              <w:t>Prepare SUS survey instruments and begin respondent recruitment (target: 30 respondents — 20 parents aged 35–55, 10 young professionals aged 21–35).</w:t>
             </w:r>
           </w:p>
         </w:tc>
@@ -1458,7 +1471,7 @@
                     <a:graphicData uri="http://schemas.openxmlformats.org/drawingml/2006/picture">
                       <pic:pic>
                         <pic:nvPicPr>
-                          <pic:cNvPr id="0" name="Screenshot_2026-09-03-09-26-17-229_com.lucidframe.smartspend_app.jpg"/>
+                          <pic:cNvPr id="0" name="Screenshot_2026-09-07-07-58-09-326_com.lucidframe.smartspend_app.jpg"/>
                           <pic:cNvPicPr/>
                         </pic:nvPicPr>
                         <pic:blipFill>
@@ -1504,7 +1517,7 @@
                     <a:graphicData uri="http://schemas.openxmlformats.org/drawingml/2006/picture">
                       <pic:pic>
                         <pic:nvPicPr>
-                          <pic:cNvPr id="0" name="Screenshot_2026-09-03-09-25-53-905_com.lucidframe.smartspend_app.jpg"/>
+                          <pic:cNvPr id="0" name="Screenshot_2026-09-07-07-58-11-946_com.lucidframe.smartspend_app.jpg"/>
                           <pic:cNvPicPr/>
                         </pic:nvPicPr>
                         <pic:blipFill>
@@ -1546,7 +1559,7 @@
                 <w:color w:val="222222"/>
                 <w:sz w:val="18"/>
               </w:rPr>
-              <w:t>AI chat — language fix (Week 5 Bug #4): AI now replies in English when user writes in English, Taglish when Filipino</w:t>
+              <w:t>Analytics — This Month vs Last Month comparison + Spending by Day of Week heatmap (Mon ₱453 peak) + Score Components 63/100 partial view</w:t>
             </w:r>
           </w:p>
         </w:tc>
@@ -1566,7 +1579,7 @@
                 <w:color w:val="222222"/>
                 <w:sz w:val="18"/>
               </w:rPr>
-              <w:t>Analytics — FMS breakdown showing Logging Consistency fix (Bug #2): 13/25 reflects honest score, not inflated 25/25</w:t>
+              <w:t>Analytics — Score Components 63/100 full: Wants 25/25, Logging 13/25 (Bug #2 fix), Budgets 25/25, Streak 0/25 — FMS 88/100 Expert Tracker breakdown</w:t>
             </w:r>
           </w:p>
         </w:tc>
@@ -1613,7 +1626,7 @@
                     <a:graphicData uri="http://schemas.openxmlformats.org/drawingml/2006/picture">
                       <pic:pic>
                         <pic:nvPicPr>
-                          <pic:cNvPr id="0" name="Screenshot_2026-09-03-09-26-26-277_com.lucidframe.smartspend_app.jpg"/>
+                          <pic:cNvPr id="0" name="Screenshot_2026-09-07-07-58-14-593_com.lucidframe.smartspend_app.jpg"/>
                           <pic:cNvPicPr/>
                         </pic:nvPicPr>
                         <pic:blipFill>
@@ -1659,7 +1672,7 @@
                     <a:graphicData uri="http://schemas.openxmlformats.org/drawingml/2006/picture">
                       <pic:pic>
                         <pic:nvPicPr>
-                          <pic:cNvPr id="0" name="Screenshot_2026-09-03-09-25-49-402_com.lucidframe.smartspend_app.jpg"/>
+                          <pic:cNvPr id="0" name="Screenshot_2026-09-07-07-59-19-238_com.lucidframe.smartspend_app.jpg"/>
                           <pic:cNvPicPr/>
                         </pic:nvPicPr>
                         <pic:blipFill>
@@ -1701,7 +1714,7 @@
                 <w:color w:val="222222"/>
                 <w:sz w:val="18"/>
               </w:rPr>
-              <w:t>Profile screen — FHS Score Breakdown with "See breakdown" scroll fix (Bug #3): tapping auto-scrolls to FMS section</w:t>
+              <w:t>Analytics — "What you did right / what to fix" feedback panel, Health Score History (1 data point, Bug #5 fix), and Projected Next Month ₱1,590</w:t>
             </w:r>
           </w:p>
         </w:tc>
@@ -1721,7 +1734,7 @@
                 <w:color w:val="222222"/>
                 <w:sz w:val="18"/>
               </w:rPr>
-              <w:t>Analytics — spending by day-of-week heatmap and FHS 30-day score history chart with score history placeholder fix (Bug #5)</w:t>
+              <w:t>AI Chat screen — Gemini 3.1 Flash-Lite active (60 requests remaining), 5 quick-suggestion chips, Smart Import bottom sheet with 4 input modes</w:t>
             </w:r>
           </w:p>
         </w:tc>
@@ -1768,7 +1781,7 @@
                     <a:graphicData uri="http://schemas.openxmlformats.org/drawingml/2006/picture">
                       <pic:pic>
                         <pic:nvPicPr>
-                          <pic:cNvPr id="0" name="Screenshot_2026-09-03-09-27-45-644_com.github.android.jpg"/>
+                          <pic:cNvPr id="0" name="Screenshot_2026-09-07-07-59-22-327_com.lucidframe.smartspend_app.jpg"/>
                           <pic:cNvPicPr/>
                         </pic:nvPicPr>
                         <pic:blipFill>
@@ -1814,7 +1827,7 @@
                     <a:graphicData uri="http://schemas.openxmlformats.org/drawingml/2006/picture">
                       <pic:pic>
                         <pic:nvPicPr>
-                          <pic:cNvPr id="0" name="Screenshot_2026-09-03-09-28-02-361_com.github.android.jpg"/>
+                          <pic:cNvPr id="0" name="Screenshot_2026-09-07-08-00-06-116_com.lucidframe.smartspend_app.jpg"/>
                           <pic:cNvPicPr/>
                         </pic:nvPicPr>
                         <pic:blipFill>
@@ -1856,7 +1869,7 @@
                 <w:color w:val="222222"/>
                 <w:sz w:val="18"/>
               </w:rPr>
-              <w:t>GitHub repository — smartspend-app showing v2.9.9 as Latest release (9 total releases published)</w:t>
+              <w:t>AI Chat — AI Model selector bottom sheet: Gemini 3.1 Flash-Lite selected (✓), showing all 5 available models with daily request limits</w:t>
             </w:r>
           </w:p>
         </w:tc>
@@ -1876,7 +1889,7 @@
                 <w:color w:val="222222"/>
                 <w:sz w:val="18"/>
               </w:rPr>
-              <w:t>GitHub v2.9.9 release notes showing all 5 bug fixes and CI/CD pipeline addition (release.yml)</w:t>
+              <w:t>Achievements screen — 7 of 23 badges earned: First Step ✓, Budget Boss ✓, Spare Change Hero ✓; remaining badges locked with unlock criteria visible</w:t>
             </w:r>
           </w:p>
         </w:tc>
@@ -1923,7 +1936,7 @@
                     <a:graphicData uri="http://schemas.openxmlformats.org/drawingml/2006/picture">
                       <pic:pic>
                         <pic:nvPicPr>
-                          <pic:cNvPr id="0" name="Screenshot_2026-09-03-09-28-06-286_com.github.android.jpg"/>
+                          <pic:cNvPr id="0" name="Screenshot_2026-09-07-08-00-09-103_com.lucidframe.smartspend_app.jpg"/>
                           <pic:cNvPicPr/>
                         </pic:nvPicPr>
                         <pic:blipFill>
@@ -1969,7 +1982,7 @@
                     <a:graphicData uri="http://schemas.openxmlformats.org/drawingml/2006/picture">
                       <pic:pic>
                         <pic:nvPicPr>
-                          <pic:cNvPr id="0" name="Screenshot_2026-09-03-09-30-44-957_com.github.android.jpg"/>
+                          <pic:cNvPr id="0" name="Screenshot_2026-09-07-07-59-10-066_com.lucidframe.smartspend_app.jpg"/>
                           <pic:cNvPicPr/>
                         </pic:nvPicPr>
                         <pic:blipFill>
@@ -2011,7 +2024,7 @@
                 <w:color w:val="222222"/>
                 <w:sz w:val="18"/>
               </w:rPr>
-              <w:t>GitHub v2.9.9 release assets — 3 signed APK variants: arm64-v8a (45 MB), armeabi-v7a (37 MB), x86_64 (48 MB)</w:t>
+              <w:t>Achievements page 2 — Detail Oriented ✓, Night Owl ✓, Early Bird ✓, Century Club ✓ unlocked; Receipt Scanner, Consistent Logger, Insurance Aware still locked</w:t>
             </w:r>
           </w:p>
         </w:tc>
@@ -2031,7 +2044,7 @@
                 <w:color w:val="222222"/>
                 <w:sz w:val="18"/>
               </w:rPr>
-              <w:t>GitHub Actions — release.yml CI/CD workflow: triggers on version tag push (v*.*.*), sets up Java 17 and Flutter 3.41.6</w:t>
+              <w:t>App Settings — Home Screen show/hide section (Quick-log chips ON, Achievement badges ON, Behavioral prediction ON) and Analytics section visibility controls</w:t>
             </w:r>
           </w:p>
         </w:tc>
@@ -2065,17 +2078,16 @@
           </w:tcPr>
           <w:p>
             <w:pPr>
-              <w:spacing w:before="40"/>
+              <w:spacing w:before="40" w:after="0"/>
               <w:jc w:val="center"/>
             </w:pPr>
             <w:r>
               <w:rPr>
                 <w:rFonts w:ascii="Tahoma" w:hAnsi="Tahoma"/>
-                <w:b w:val="0"/>
                 <w:color w:val="6B6B6B"/>
                 <w:sz w:val="17"/>
               </w:rPr>
-              <w:t>Group Leader / Representative</w:t>
+              <w:t>Submitted by</w:t>
             </w:r>
           </w:p>
         </w:tc>
@@ -2093,17 +2105,16 @@
           </w:tcPr>
           <w:p>
             <w:pPr>
-              <w:spacing w:before="40"/>
+              <w:spacing w:before="40" w:after="0"/>
               <w:jc w:val="center"/>
             </w:pPr>
             <w:r>
               <w:rPr>
                 <w:rFonts w:ascii="Tahoma" w:hAnsi="Tahoma"/>
-                <w:b/>
-                <w:color w:val="222222"/>
-                <w:sz w:val="20"/>
+                <w:color w:val="6B6B6B"/>
+                <w:sz w:val="17"/>
               </w:rPr>
-              <w:t>Janelli M. Mendez, DIT</w:t>
+              <w:t>Noted by</w:t>
             </w:r>
           </w:p>
         </w:tc>
@@ -2116,47 +2127,42 @@
           </w:tcPr>
           <w:p>
             <w:pPr>
-              <w:spacing w:before="400" w:after="80"/>
-            </w:pPr>
-          </w:p>
-        </w:tc>
-        <w:tc>
-          <w:tcPr>
-            <w:tcW w:type="dxa" w:w="3408"/>
-            <w:tcW w:w="400" w:type="dxa"/>
-          </w:tcPr>
-          <w:p/>
-        </w:tc>
-        <w:tc>
-          <w:tcPr>
-            <w:tcW w:type="dxa" w:w="3408"/>
-            <w:tcW w:w="4912" w:type="dxa"/>
-          </w:tcPr>
-          <w:p>
-            <w:pPr>
-              <w:spacing w:before="400" w:after="80"/>
-            </w:pPr>
-          </w:p>
-        </w:tc>
-      </w:tr>
-      <w:tr>
-        <w:tc>
-          <w:tcPr>
-            <w:tcW w:type="dxa" w:w="3408"/>
-            <w:tcW w:w="4912" w:type="dxa"/>
-          </w:tcPr>
-          <w:p>
-            <w:pPr>
-              <w:spacing w:before="0"/>
+              <w:spacing w:before="80" w:after="40"/>
               <w:jc w:val="center"/>
             </w:pPr>
             <w:r>
-              <w:rPr>
-                <w:rFonts w:ascii="Tahoma" w:hAnsi="Tahoma"/>
-                <w:color w:val="6B6B6B"/>
-                <w:sz w:val="17"/>
-              </w:rPr>
-              <w:t>Signature over Printed Name</w:t>
+              <w:drawing>
+                <wp:inline xmlns:a="http://schemas.openxmlformats.org/drawingml/2006/main" xmlns:pic="http://schemas.openxmlformats.org/drawingml/2006/picture">
+                  <wp:extent cx="1463040" cy="612921"/>
+                  <wp:docPr id="9" name="Picture 9"/>
+                  <wp:cNvGraphicFramePr>
+                    <a:graphicFrameLocks noChangeAspect="1"/>
+                  </wp:cNvGraphicFramePr>
+                  <a:graphic>
+                    <a:graphicData uri="http://schemas.openxmlformats.org/drawingml/2006/picture">
+                      <pic:pic>
+                        <pic:nvPicPr>
+                          <pic:cNvPr id="0" name="draw_sign.png"/>
+                          <pic:cNvPicPr/>
+                        </pic:nvPicPr>
+                        <pic:blipFill>
+                          <a:blip r:embed="rId17"/>
+                          <a:stretch>
+                            <a:fillRect/>
+                          </a:stretch>
+                        </pic:blipFill>
+                        <pic:spPr>
+                          <a:xfrm>
+                            <a:off x="0" y="0"/>
+                            <a:ext cx="1463040" cy="612921"/>
+                          </a:xfrm>
+                          <a:prstGeom prst="rect"/>
+                        </pic:spPr>
+                      </pic:pic>
+                    </a:graphicData>
+                  </a:graphic>
+                </wp:inline>
+              </w:drawing>
             </w:r>
           </w:p>
         </w:tc>
@@ -2174,23 +2180,93 @@
           </w:tcPr>
           <w:p>
             <w:pPr>
-              <w:spacing w:before="0"/>
+              <w:spacing w:before="560" w:after="80"/>
+            </w:pPr>
+          </w:p>
+        </w:tc>
+      </w:tr>
+      <w:tr>
+        <w:tc>
+          <w:tcPr>
+            <w:tcW w:type="dxa" w:w="3408"/>
+            <w:tcW w:w="4912" w:type="dxa"/>
+          </w:tcPr>
+          <w:p>
+            <w:pPr>
+              <w:spacing w:before="0" w:after="0"/>
+              <w:jc w:val="center"/>
+            </w:pPr>
+            <w:r>
+              <w:rPr>
+                <w:rFonts w:ascii="Tahoma" w:hAnsi="Tahoma"/>
+                <w:b/>
+                <w:color w:val="222222"/>
+                <w:sz w:val="18"/>
+              </w:rPr>
+              <w:t>Brix A. Directo</w:t>
+            </w:r>
+          </w:p>
+          <w:p>
+            <w:pPr>
+              <w:spacing w:before="20" w:after="0"/>
               <w:jc w:val="center"/>
             </w:pPr>
             <w:r>
               <w:rPr>
                 <w:rFonts w:ascii="Tahoma" w:hAnsi="Tahoma"/>
                 <w:color w:val="6B6B6B"/>
-                <w:sz w:val="17"/>
+                <w:sz w:val="15"/>
               </w:rPr>
-              <w:t>Teacher in Charge</w:t>
+              <w:t>Group Leader / Signature over Printed Name</w:t>
+            </w:r>
+          </w:p>
+        </w:tc>
+        <w:tc>
+          <w:tcPr>
+            <w:tcW w:type="dxa" w:w="3408"/>
+            <w:tcW w:w="400" w:type="dxa"/>
+          </w:tcPr>
+          <w:p/>
+        </w:tc>
+        <w:tc>
+          <w:tcPr>
+            <w:tcW w:type="dxa" w:w="3408"/>
+            <w:tcW w:w="4912" w:type="dxa"/>
+          </w:tcPr>
+          <w:p>
+            <w:pPr>
+              <w:spacing w:before="0" w:after="0"/>
+              <w:jc w:val="center"/>
+            </w:pPr>
+            <w:r>
+              <w:rPr>
+                <w:rFonts w:ascii="Tahoma" w:hAnsi="Tahoma"/>
+                <w:b/>
+                <w:color w:val="222222"/>
+                <w:sz w:val="18"/>
+              </w:rPr>
+              <w:t>Ellen F. Mangaoang, MIT</w:t>
+            </w:r>
+          </w:p>
+          <w:p>
+            <w:pPr>
+              <w:spacing w:before="20" w:after="0"/>
+              <w:jc w:val="center"/>
+            </w:pPr>
+            <w:r>
+              <w:rPr>
+                <w:rFonts w:ascii="Tahoma" w:hAnsi="Tahoma"/>
+                <w:color w:val="6B6B6B"/>
+                <w:sz w:val="15"/>
+              </w:rPr>
+              <w:t>Teacher in Charge / Signature over Printed Name</w:t>
             </w:r>
           </w:p>
         </w:tc>
       </w:tr>
     </w:tbl>
     <w:sectPr>
-      <w:footerReference w:type="default" r:id="rId17"/>
+      <w:footerReference w:type="default" r:id="rId18"/>
       <w:pgSz w:w="12240" w:h="15840"/>
       <w:pgMar w:top="1008" w:right="1008" w:bottom="1008" w:left="1008" w:header="720" w:footer="720" w:gutter="0"/>
       <w:cols w:space="720"/>
